--- a/results/MANUSCRIPT.docx
+++ b/results/MANUSCRIPT.docx
@@ -150,7 +150,7 @@
     </w:p>
     <w:p>
       <w:r>
-        <w:t>In microgravity there is no buoyancy. Density differences no longer generate motion, so in still air the only transport left is molecular diffusion. The unstirred boundary layer around a plant organ is expected to thicken, and the surface‑to‑bulk gradients of CO₂, O₂ and water vapour to steepen. This has been proposed for decades as a mechanism contributing to the altered morphology, gas exchange and stress signatures of spaceflight‑grown plants¹⁻³, and it is the stated rationale for the forced‑ventilation design of modern plant‑growth hardware. Yet the effect is difficult to measure directly: no whole‑chamber sensor resolves the sub‑millimetre boundary layer, and flight opportunities are scarce. A physically grounded, quantitative model is therefore valuable both to interpret existing results and to design hardware.</w:t>
+        <w:t>In microgravity there is no buoyancy. Density differences no longer generate motion, so in still air the only transport left is molecular diffusion. The unstirred boundary layer around a plant organ is expected to thicken, and the surface‑to‑bulk gradients of CO₂, O₂ and water vapour to steepen. This has been proposed for decades as a mechanism contributing to the altered morphology, gas exchange and stress signatures of spaceflight‑grown plants [1,2], and it is the stated rationale for the forced‑ventilation design of modern plant‑growth hardware. Yet the effect is difficult to measure directly: no whole‑chamber sensor resolves the sub‑millimetre boundary layer, and flight opportunities are scarce. A physically grounded, quantitative model is therefore valuable both to interpret existing results and to design hardware.</w:t>
       </w:r>
     </w:p>
     <w:p>
@@ -212,7 +212,7 @@
         <w:t>et al.</w:t>
       </w:r>
       <w:r>
-        <w:t>⁴ lid‑driven‑cavity centreline profiles at Re 100 (L2 = 0.011), the Kármán vortex‑shedding Strouhal number of a confined cylinder (St = 0.192), the de Vahl Davis⁵ differentially‑heated‑cavity Nusselt number at Ra 10⁴ (Nu = 2.242 vs 2.238, 0.18 % error), and the analytic error‑function profile for pure diffusion (L2 ≈ 0). Gate 3 is decisive: reproducing the natural‑convection benchmark to 0.18 % confirms that the buoyancy/gravity coupling is quantitatively correct, so scaling the gravity vector to zero genuinely collapses convection to the diffusion limit certified by gate 4.</w:t>
+        <w:t xml:space="preserve"> [3] lid‑driven‑cavity centreline profiles at Re 100 (L2 = 0.011), the Kármán vortex‑shedding Strouhal number of a confined cylinder (St = 0.192), the de Vahl Davis [4] differentially‑heated‑cavity Nusselt number at Ra 10⁴ (Nu = 2.242 vs 2.238, 0.18 % error), and the analytic error‑function profile for pure diffusion (L2 ≈ 0). Gate 3 is decisive: reproducing the natural‑convection benchmark to 0.18 % confirms that the buoyancy/gravity coupling is quantitatively correct, so scaling the gravity vector to zero genuinely collapses convection to the diffusion limit certified by gate 4.</w:t>
       </w:r>
     </w:p>
     <w:p>
@@ -359,7 +359,7 @@
               <w:rPr>
                 <w:sz w:val="18"/>
               </w:rPr>
-              <w:t xml:space="preserve"> (1982)⁴</w:t>
+              <w:t xml:space="preserve"> (1982) [3]</w:t>
             </w:r>
           </w:p>
         </w:tc>
@@ -493,7 +493,7 @@
               <w:rPr>
                 <w:sz w:val="18"/>
               </w:rPr>
-              <w:t>de Vahl Davis (1983)⁵ Nu = 2.238</w:t>
+              <w:t>de Vahl Davis (1983) [4] Nu = 2.238</w:t>
             </w:r>
           </w:p>
         </w:tc>
@@ -603,7 +603,7 @@
     </w:p>
     <w:p>
       <w:r>
-        <w:t xml:space="preserve">Two independent measurements fix the physical stomatal flux (Fig. 1; Table 2). A whole‑plant‑chamber dataset⁶ gives a net CO₂ assimilation of 1.38 µmol CO₂ h⁻¹ cm⁻² = </w:t>
+        <w:t xml:space="preserve">Two independent measurements fix the physical stomatal flux (Fig. 1; Table 2). A whole‑plant‑chamber dataset [5] gives a net CO₂ assimilation of 1.38 µmol CO₂ h⁻¹ cm⁻² = </w:t>
       </w:r>
       <w:r>
         <w:rPr>
@@ -861,7 +861,7 @@
               <w:rPr>
                 <w:sz w:val="18"/>
               </w:rPr>
-              <w:t>Chamber⁶</w:t>
+              <w:t>Chamber [5]</w:t>
             </w:r>
           </w:p>
         </w:tc>
@@ -915,7 +915,7 @@
               <w:rPr>
                 <w:sz w:val="18"/>
               </w:rPr>
-              <w:t>Chamber⁶</w:t>
+              <w:t>Chamber [5]</w:t>
             </w:r>
           </w:p>
         </w:tc>
@@ -969,7 +969,7 @@
               <w:rPr>
                 <w:sz w:val="18"/>
               </w:rPr>
-              <w:t>Chamber⁶</w:t>
+              <w:t>Chamber [5]</w:t>
             </w:r>
           </w:p>
         </w:tc>
@@ -1715,7 +1715,7 @@
         <w:t>BRIC</w:t>
       </w:r>
       <w:r>
-        <w:t xml:space="preserve"> — hermetically sealed⁷ — imposes zero‑flux walls: the enclosure atmosphere drifts without bound (Fig. 8a), and a simple mass balance on the small dish reservoir (Table 5) shows the ~400 ppm of CO₂ in a 30 cm³ headspace is fixed by photosynthesis in ≈ 7 minutes (light), while in the dark CO₂ reaches a stressful 1 % in ≈ 9 hours and O₂ falls to a hypoxic 5 % in ≈ 6.5 days. BRIC also gives the steepest leaf‑surface gradient of any hardware (Fig. 8b). </w:t>
+        <w:t xml:space="preserve"> — hermetically sealed [6] — imposes zero‑flux walls: the enclosure atmosphere drifts without bound (Fig. 8a), and a simple mass balance on the small dish reservoir (Table 5) shows the ~400 ppm of CO₂ in a 30 cm³ headspace is fixed by photosynthesis in ≈ 7 minutes (light), while in the dark CO₂ reaches a stressful 1 % in ≈ 9 hours and O₂ falls to a hypoxic 5 % in ≈ 6.5 days. BRIC also gives the steepest leaf‑surface gradient of any hardware (Fig. 8b). </w:t>
       </w:r>
       <w:r>
         <w:rPr>
@@ -1724,7 +1724,7 @@
         <w:t>CARA</w:t>
       </w:r>
       <w:r>
-        <w:t xml:space="preserve"> — gas‑permeable micropore surgical tape⁸ — vents the dish to the effectively‑infinite cabin, so the dish‑mean stays a few ppm from ambient (consistent with ground measurements that surgical tape keeps plated seedlings near‑ambient while parafilm and plastic wrap deplete CO₂ and trigger thousands of stress genes⁸,⁹); but it does not fix the microgravity boundary layer, so the leaf‑surface gradient remains that of an open dish (Fig. 9). </w:t>
+        <w:t xml:space="preserve"> — gas‑permeable micropore surgical tape⁸ — vents the dish to the effectively‑infinite cabin, so the dish‑mean stays a few ppm from ambient (consistent with ground measurements that surgical tape keeps plated seedlings near‑ambient while parafilm and plastic wrap deplete CO₂ and trigger thousands of stress genes [8,9]); but it does not fix the microgravity boundary layer, so the leaf‑surface gradient remains that of an open dish (Fig. 9). </w:t>
       </w:r>
       <w:r>
         <w:rPr>
@@ -2272,7 +2272,7 @@
     </w:p>
     <w:p>
       <w:r>
-        <w:t>Because the effect is transport‑ rather than biochemistry‑limited, it is engineerable, and the same solver that quantifies the penalty sizes the forced airflow needed to remove it. The scale dependence of that requirement (≈ 2.6 → 11 → 21 cm s⁻¹ from leaf to canopy) is a concrete design guideline: a ventilation setting or permeable seal tuned on sparse plants will under‑serve a dense stand. The hardware mapping frames the three ISS systems as a ladder of increasing gas‑exchange control — sealed (both enclosure drift and surface layer), vented seal (enclosure fixed, surface not), actively ventilated (both fixed) — and the photosynthesis feedback converts these into a growth currency: a sealed dish fixes almost no carbon over a photoperiod. This offers a parsimonious, physics‑based contributor to the reduced growth and stress transcriptomes reported for sealed‑hardware spaceflight experiments⁷,⁹, complementary to gravisensing‑ and light‑driven responses.</w:t>
+        <w:t>Because the effect is transport‑ rather than biochemistry‑limited, it is engineerable, and the same solver that quantifies the penalty sizes the forced airflow needed to remove it. The scale dependence of that requirement (≈ 2.6 → 11 → 21 cm s⁻¹ from leaf to canopy) is a concrete design guideline: a ventilation setting or permeable seal tuned on sparse plants will under‑serve a dense stand. The hardware mapping frames the three ISS systems as a ladder of increasing gas‑exchange control — sealed (both enclosure drift and surface layer), vented seal (enclosure fixed, surface not), actively ventilated (both fixed) — and the photosynthesis feedback converts these into a growth currency: a sealed dish fixes almost no carbon over a photoperiod. This offers a parsimonious, physics‑based contributor to the reduced growth and stress transcriptomes reported for sealed‑hardware spaceflight experiments [6,9], complementary to gravisensing‑ and light‑driven responses [7]. Consistent with a transport-limited mechanism, whole-stand gas exchange in microgravity is unchanged at saturating CO₂ [10] — exactly the regime in which the boundary-layer CO₂ limitation is relieved.</w:t>
       </w:r>
     </w:p>
     <w:p>
@@ -2424,7 +2424,7 @@
         <w:t>Data sources.</w:t>
       </w:r>
       <w:r>
-        <w:t xml:space="preserve"> Measured gas exchange: Vernier whole‑chamber logs and a whole‑plant‑chamber biomass/gas‑ exchange workbook⁶. All model code, the validation harness and the analysis scripts are in the LunarLeaf‑CFD repository; runs are 30 000 (or 22 000) steps to quasi‑steady state.</w:t>
+        <w:t xml:space="preserve"> Measured gas exchange: Vernier whole‑chamber logs and a whole‑plant‑chamber biomass/gas‑ exchange workbook [5]. All model code, the validation harness and the analysis scripts are in the LunarLeaf‑CFD repository; runs are 30 000 (or 22 000) steps to quasi‑steady state.</w:t>
       </w:r>
     </w:p>
     <w:p>
@@ -2437,7 +2437,7 @@
     </w:p>
     <w:p>
       <w:r>
-        <w:t>Model source, validation harness, analysis scripts and this results package are in the LunarLeaf‑CFD repository. Measured gas‑exchange data comprise Vernier whole‑chamber logs and the whole‑plant‑chamber workbook of Chew, Y.H. &amp; Millar, A.J.⁶; raw third‑party data are referenced by provenance and not redistributed here.</w:t>
+        <w:t>Model source, validation harness, analysis scripts and this results package are in the LunarLeaf‑CFD repository. Measured gas‑exchange data comprise Vernier whole‑chamber logs and the whole‑plant‑chamber workbook of Chew, Y.H. &amp; Millar, A.J. [5]; raw third‑party data are referenced by provenance and not redistributed here.</w:t>
       </w:r>
     </w:p>
     <w:p>
@@ -2494,33 +2494,11 @@
       </w:r>
     </w:p>
     <w:p>
-      <w:r>
-        <w:rPr>
-          <w:i/>
-        </w:rPr>
-        <w:t>Preliminary reference list — citations to be finalised.</w:t>
-      </w:r>
-    </w:p>
-    <w:p>
       <w:pPr>
         <w:pStyle w:val="ListNumber"/>
       </w:pPr>
       <w:r>
-        <w:t xml:space="preserve">Kitaya, Y. </w:t>
-      </w:r>
-      <w:r>
-        <w:rPr>
-          <w:i/>
-        </w:rPr>
-        <w:t>et al.</w:t>
-      </w:r>
-      <w:r>
-        <w:t xml:space="preserve"> Gas exchange and boundary‑layer resistance of plant leaves under altered gravity and</w:t>
-      </w:r>
-    </w:p>
-    <w:p>
-      <w:r>
-        <w:t xml:space="preserve">forced convection. </w:t>
+        <w:t xml:space="preserve">Kitaya, Y., Tsuruyama, J., Shibuya, T., Yoshida, M. &amp; Kiyota, M. Effects of air current speed on gas exchange in plant leaves and plant canopies. </w:t>
       </w:r>
       <w:r>
         <w:rPr>
@@ -2529,7 +2507,16 @@
         <w:t>Adv. Space Res.</w:t>
       </w:r>
       <w:r>
-        <w:t xml:space="preserve"> (2003).</w:t>
+        <w:t xml:space="preserve"> </w:t>
+      </w:r>
+      <w:r>
+        <w:rPr>
+          <w:b/>
+        </w:rPr>
+        <w:t>31</w:t>
+      </w:r>
+      <w:r>
+        <w:t>, 177–182 (2003). doi:10.1016/S0273-1177(02)00747-0.</w:t>
       </w:r>
     </w:p>
     <w:p>
@@ -2537,21 +2524,25 @@
         <w:pStyle w:val="ListNumber"/>
       </w:pPr>
       <w:r>
-        <w:t>Porterfield, D. M. The biophysical limitations in physiological transport and exchange in plants grown in</w:t>
-      </w:r>
-    </w:p>
-    <w:p>
-      <w:r>
-        <w:t xml:space="preserve">microgravity. </w:t>
+        <w:t xml:space="preserve">Porterfield, D. M. The biophysical limitations in physiological transport and exchange in plants grown in microgravity. </w:t>
       </w:r>
       <w:r>
         <w:rPr>
           <w:i/>
         </w:rPr>
-        <w:t>Ann. Bot.</w:t>
+        <w:t>J. Plant Growth Regul.</w:t>
       </w:r>
       <w:r>
-        <w:t xml:space="preserve"> (2002).</w:t>
+        <w:t xml:space="preserve"> </w:t>
+      </w:r>
+      <w:r>
+        <w:rPr>
+          <w:b/>
+        </w:rPr>
+        <w:t>21</w:t>
+      </w:r>
+      <w:r>
+        <w:t>, 177–190 (2002). doi:10.1007/s003440010054.</w:t>
       </w:r>
     </w:p>
     <w:p>
@@ -2559,35 +2550,7 @@
         <w:pStyle w:val="ListNumber"/>
       </w:pPr>
       <w:r>
-        <w:t xml:space="preserve">Musgrave, M. E. </w:t>
-      </w:r>
-      <w:r>
-        <w:rPr>
-          <w:i/>
-        </w:rPr>
-        <w:t>et al.</w:t>
-      </w:r>
-      <w:r>
-        <w:t xml:space="preserve"> Gas exchange and plant metabolism in the spaceflight environment. </w:t>
-      </w:r>
-      <w:r>
-        <w:rPr>
-          <w:i/>
-        </w:rPr>
-        <w:t>Plant Physiol.</w:t>
-      </w:r>
-    </w:p>
-    <w:p>
-      <w:pPr>
-        <w:pStyle w:val="ListNumber"/>
-      </w:pPr>
-      <w:r>
-        <w:t>Ghia, U., Ghia, K. N. &amp; Shin, C. T. High‑Re solutions for incompressible flow using the Navier–Stokes</w:t>
-      </w:r>
-    </w:p>
-    <w:p>
-      <w:r>
-        <w:t xml:space="preserve">equations and a multigrid method. </w:t>
+        <w:t xml:space="preserve">Ghia, U., Ghia, K. N. &amp; Shin, C. T. High-Re solutions for incompressible flow using the Navier–Stokes equations and a multigrid method. </w:t>
       </w:r>
       <w:r>
         <w:rPr>
@@ -2605,7 +2568,7 @@
         <w:t>48</w:t>
       </w:r>
       <w:r>
-        <w:t>, 387–411 (1982).</w:t>
+        <w:t>, 387–411 (1982). doi:10.1016/0021-9991(82)90058-4.</w:t>
       </w:r>
     </w:p>
     <w:p>
@@ -2613,10 +2576,8 @@
         <w:pStyle w:val="ListNumber"/>
       </w:pPr>
       <w:r>
-        <w:t>de Vahl Davis, G. Natural convection of air in a square cavity: a benchmark numerical solution.</w:t>
+        <w:t xml:space="preserve">de Vahl Davis, G. Natural convection of air in a square cavity: a bench mark numerical solution. </w:t>
       </w:r>
-    </w:p>
-    <w:p>
       <w:r>
         <w:rPr>
           <w:i/>
@@ -2633,7 +2594,7 @@
         <w:t>3</w:t>
       </w:r>
       <w:r>
-        <w:t>, 249–264 (1983).</w:t>
+        <w:t>, 249–264 (1983). doi:10.1002/fld.1650030305.</w:t>
       </w:r>
     </w:p>
     <w:p>
@@ -2641,16 +2602,30 @@
         <w:pStyle w:val="ListNumber"/>
       </w:pPr>
       <w:r>
-        <w:t xml:space="preserve">Chew, Y. H., Millar, A. J. </w:t>
+        <w:t xml:space="preserve">Chew, Y. H., Seaton, D. D., Mengin, V., Flis, A., Mugford, S. T., Smith, A. M., Stitt, M. &amp; Millar, A. J. Linking circadian time to growth rate quantitatively via carbon metabolism. </w:t>
       </w:r>
       <w:r>
         <w:rPr>
           <w:i/>
         </w:rPr>
-        <w:t>et al.</w:t>
+        <w:t>bioRxiv</w:t>
       </w:r>
       <w:r>
-        <w:t xml:space="preserve"> Whole‑plant‑chamber carbon‑balance dataset for </w:t>
+        <w:t xml:space="preserve"> 105437 (2017). doi:10.1101/105437. </w:t>
+      </w:r>
+      <w:r>
+        <w:rPr>
+          <w:i/>
+        </w:rPr>
+        <w:t>(Whole-plant-chamber gas-exchange dataset used here.)</w:t>
+      </w:r>
+    </w:p>
+    <w:p>
+      <w:pPr>
+        <w:pStyle w:val="ListNumber"/>
+      </w:pPr>
+      <w:r>
+        <w:t xml:space="preserve">Correll, M. J., Pyle, T. P., Millar, K. D. L., Sun, Y., Yao, J., Edelmann, R. E. &amp; Kiss, J. Z. Transcriptome analyses of </w:t>
       </w:r>
       <w:r>
         <w:rPr>
@@ -2659,18 +2634,25 @@
         <w:t>Arabidopsis thaliana</w:t>
       </w:r>
       <w:r>
-        <w:t>.</w:t>
+        <w:t xml:space="preserve"> seedlings grown in space: implications for gravity-responsive genes (BRIC hardware). </w:t>
       </w:r>
-    </w:p>
-    <w:p>
       <w:r>
         <w:rPr>
           <w:i/>
         </w:rPr>
-        <w:t>bioRxiv</w:t>
+        <w:t>Planta</w:t>
       </w:r>
       <w:r>
-        <w:t xml:space="preserve"> (2017) and associated data workbook.</w:t>
+        <w:t xml:space="preserve"> </w:t>
+      </w:r>
+      <w:r>
+        <w:rPr>
+          <w:b/>
+        </w:rPr>
+        <w:t>238</w:t>
+      </w:r>
+      <w:r>
+        <w:t>, 519–533 (2013). doi:10.1007/s00425-013-1909-x.</w:t>
       </w:r>
     </w:p>
     <w:p>
@@ -2678,16 +2660,7 @@
         <w:pStyle w:val="ListNumber"/>
       </w:pPr>
       <w:r>
-        <w:t xml:space="preserve">Paul, A.‑L. </w:t>
-      </w:r>
-      <w:r>
-        <w:rPr>
-          <w:i/>
-        </w:rPr>
-        <w:t>et al.</w:t>
-      </w:r>
-      <w:r>
-        <w:t xml:space="preserve"> Organ‑specific remodeling of the </w:t>
+        <w:t xml:space="preserve">Zhou, M., Ferl, R. J. &amp; Paul, A.-L. Light has a principal role in the </w:t>
       </w:r>
       <w:r>
         <w:rPr>
@@ -2696,21 +2669,25 @@
         <w:t>Arabidopsis</w:t>
       </w:r>
       <w:r>
-        <w:t xml:space="preserve"> transcriptome in response to</w:t>
-      </w:r>
-    </w:p>
-    <w:p>
-      <w:r>
-        <w:t xml:space="preserve">spaceflight (BRIC hardware). </w:t>
+        <w:t xml:space="preserve"> transcriptomic response to the spaceflight environment (CARA). </w:t>
       </w:r>
       <w:r>
         <w:rPr>
           <w:i/>
         </w:rPr>
-        <w:t>BMC Plant Biol.</w:t>
+        <w:t>npj Microgravity</w:t>
       </w:r>
       <w:r>
-        <w:t xml:space="preserve"> (2013). PMC3750915.</w:t>
+        <w:t xml:space="preserve"> </w:t>
+      </w:r>
+      <w:r>
+        <w:rPr>
+          <w:b/>
+        </w:rPr>
+        <w:t>10</w:t>
+      </w:r>
+      <w:r>
+        <w:t>, 82 (2024). doi:10.1038/s41526-024-00417-0.</w:t>
       </w:r>
     </w:p>
     <w:p>
@@ -2718,12 +2695,25 @@
         <w:pStyle w:val="ListNumber"/>
       </w:pPr>
       <w:r>
-        <w:t>Beware of sealing film of Petri dishes! — sealing method alters the expression of a large number of</w:t>
+        <w:t xml:space="preserve">Ma, Y., Li, F., Wang, X., Sun, Q., Wang, R. &amp; Zhao, J. Beware of sealing film of Petri dishes!—alters the expression of a large number of genes. </w:t>
       </w:r>
-    </w:p>
-    <w:p>
       <w:r>
-        <w:t>genes; surgical tape maintains near‑ambient CO₂/O₂. PMC12193506.</w:t>
+        <w:rPr>
+          <w:i/>
+        </w:rPr>
+        <w:t>Int. J. Mol. Sci.</w:t>
+      </w:r>
+      <w:r>
+        <w:t xml:space="preserve"> </w:t>
+      </w:r>
+      <w:r>
+        <w:rPr>
+          <w:b/>
+        </w:rPr>
+        <w:t>26</w:t>
+      </w:r>
+      <w:r>
+        <w:t>, 5484 (2025). doi:10.3390/ijms26125484.</w:t>
       </w:r>
     </w:p>
     <w:p>
@@ -2731,12 +2721,25 @@
         <w:pStyle w:val="ListNumber"/>
       </w:pPr>
       <w:r>
-        <w:t>Plants grown in parafilm‑wrapped Petri dishes are stressed and possess altered gene‑expression profiles.</w:t>
+        <w:t xml:space="preserve">Xu, L., Li, S., Shabala, S., Jian, T. &amp; Zhang, W. Plants grown in parafilm-wrapped Petri dishes are stressed and possess altered gene-expression profiles. </w:t>
       </w:r>
-    </w:p>
-    <w:p>
       <w:r>
-        <w:t>PMC6529517.</w:t>
+        <w:rPr>
+          <w:i/>
+        </w:rPr>
+        <w:t>Front. Plant Sci.</w:t>
+      </w:r>
+      <w:r>
+        <w:t xml:space="preserve"> </w:t>
+      </w:r>
+      <w:r>
+        <w:rPr>
+          <w:b/>
+        </w:rPr>
+        <w:t>10</w:t>
+      </w:r>
+      <w:r>
+        <w:t>, 637 (2019). doi:10.3389/fpls.2019.00637.</w:t>
       </w:r>
     </w:p>
     <w:p>
@@ -2744,21 +2747,25 @@
         <w:pStyle w:val="ListNumber"/>
       </w:pPr>
       <w:r>
-        <w:t xml:space="preserve">Light has a principal role in the </w:t>
+        <w:t xml:space="preserve">Monje, O., Stutte, G. W. &amp; Chapman, D. K. Microgravity does not alter plant stand gas exchange of wheat at moderate light levels and saturating CO₂ concentration. </w:t>
       </w:r>
       <w:r>
         <w:rPr>
           <w:i/>
         </w:rPr>
-        <w:t>Arabidopsis</w:t>
+        <w:t>Planta</w:t>
       </w:r>
       <w:r>
-        <w:t xml:space="preserve"> transcriptomic response to the spaceflight environment</w:t>
+        <w:t xml:space="preserve"> </w:t>
       </w:r>
-    </w:p>
-    <w:p>
       <w:r>
-        <w:t>(CARA). PMC11303767.</w:t>
+        <w:rPr>
+          <w:b/>
+        </w:rPr>
+        <w:t>222</w:t>
+      </w:r>
+      <w:r>
+        <w:t>, 336–345 (2005). doi:10.1007/s00425-005-1529-1.</w:t>
       </w:r>
     </w:p>
     <w:sectPr>

--- a/results/MANUSCRIPT.docx
+++ b/results/MANUSCRIPT.docx
@@ -150,7 +150,7 @@
     </w:p>
     <w:p>
       <w:r>
-        <w:t>In microgravity there is no buoyancy. Density differences no longer generate motion, so in still air the only transport left is molecular diffusion. The unstirred boundary layer around a plant organ is expected to thicken, and the surface‑to‑bulk gradients of CO₂, O₂ and water vapour to steepen. This has been proposed for decades as a mechanism contributing to the altered morphology, gas exchange and stress signatures of spaceflight‑grown plants [1,2], and it is the stated rationale for the forced‑ventilation design of modern plant‑growth hardware. Yet the effect is difficult to measure directly: no whole‑chamber sensor resolves the sub‑millimetre boundary layer, and flight opportunities are scarce. A physically grounded, quantitative model is therefore valuable both to interpret existing results and to design hardware.</w:t>
+        <w:t>In microgravity there is no buoyancy. Density differences no longer generate motion, so in still air the only transport left is molecular diffusion. The unstirred boundary layer around a plant organ is expected to thicken, and the surface‑to‑bulk gradients of CO₂, O₂ and water vapour to steepen. This has been proposed for decades as a mechanism contributing to the altered morphology, gas exchange and stress signatures of spaceflight‑grown plants [1,2,11], and it is the stated rationale for the forced‑ventilation design of modern plant‑growth hardware. Yet the effect is difficult to measure directly: no whole‑chamber sensor resolves the sub‑millimetre boundary layer, and flight opportunities are scarce. A physically grounded, quantitative model is therefore valuable both to interpret existing results and to design hardware.</w:t>
       </w:r>
     </w:p>
     <w:p>
@@ -2272,7 +2272,16 @@
     </w:p>
     <w:p>
       <w:r>
-        <w:t>Because the effect is transport‑ rather than biochemistry‑limited, it is engineerable, and the same solver that quantifies the penalty sizes the forced airflow needed to remove it. The scale dependence of that requirement (≈ 2.6 → 11 → 21 cm s⁻¹ from leaf to canopy) is a concrete design guideline: a ventilation setting or permeable seal tuned on sparse plants will under‑serve a dense stand. The hardware mapping frames the three ISS systems as a ladder of increasing gas‑exchange control — sealed (both enclosure drift and surface layer), vented seal (enclosure fixed, surface not), actively ventilated (both fixed) — and the photosynthesis feedback converts these into a growth currency: a sealed dish fixes almost no carbon over a photoperiod. This offers a parsimonious, physics‑based contributor to the reduced growth and stress transcriptomes reported for sealed‑hardware spaceflight experiments [6,9], complementary to gravisensing‑ and light‑driven responses [7]. Consistent with a transport-limited mechanism, whole-stand gas exchange in microgravity is unchanged at saturating CO₂ [10] — exactly the regime in which the boundary-layer CO₂ limitation is relieved.</w:t>
+        <w:t xml:space="preserve">Because the effect is transport‑ rather than biochemistry‑limited, it is engineerable, and the same solver that quantifies the penalty sizes the forced airflow needed to remove it. The scale dependence of that requirement (≈ 2.6 → 11 → 21 cm s⁻¹ from leaf to canopy) is a concrete design guideline: a ventilation setting or permeable seal tuned on sparse plants will under‑serve a dense stand. The hardware mapping frames the three ISS systems as a ladder of increasing gas‑exchange control — sealed (both enclosure drift and surface layer), vented seal (enclosure fixed, surface not), actively ventilated (both fixed) — and the photosynthesis feedback converts these into a growth currency: a sealed dish fixes almost no carbon over a photoperiod. This offers a parsimonious, physics‑based contributor to the reduced growth and stress transcriptomes reported for sealed‑hardware spaceflight experiments [6,9], complementary to gravisensing‑ and light‑driven responses [7]. Consistent with a transport-limited mechanism, whole-stand gas exchange in microgravity is unchanged at saturating CO₂ [10] — exactly the regime in which the boundary-layer CO₂ limitation is relieved. Notably, a meta-analysis of 15 </w:t>
+      </w:r>
+      <w:r>
+        <w:rPr>
+          <w:i/>
+        </w:rPr>
+        <w:t>Arabidopsis</w:t>
+      </w:r>
+      <w:r>
+        <w:t xml:space="preserve"> spaceflight transcriptome experiments found that flight hardware and lighting impose some of the largest confounding effects on the response, with hypoxia and oxidative-stress signatures among its conserved features [11]; the present model provides a physical basis for that hardware dependence, and its BRIC-specific O₂ drawdown (§3.7) is consistent with the hypoxia signatures reported for sealed-canister experiments.</w:t>
       </w:r>
     </w:p>
     <w:p>
@@ -2768,6 +2777,41 @@
         <w:t>, 336–345 (2005). doi:10.1007/s00425-005-1529-1.</w:t>
       </w:r>
     </w:p>
+    <w:p>
+      <w:pPr>
+        <w:pStyle w:val="ListNumber"/>
+      </w:pPr>
+      <w:r>
+        <w:t xml:space="preserve">Barker, R., Kruse, C. P. S., Johnson, C., Saravia-Butler, A., Fogle, H., Chang, H.-S., Trane, R. M., Kinscherf, N., Villacampa, A., Manzano, A., Herranz, R., Davin, L. B., Lewis, N. G., Perera, I., Wolverton, C., Gupta, P., Jaiswal, P., Reinsch, S. S., Wyatt, S. &amp; Gilroy, S. Meta-analysis of the space flight and microgravity response of the </w:t>
+      </w:r>
+      <w:r>
+        <w:rPr>
+          <w:i/>
+        </w:rPr>
+        <w:t>Arabidopsis</w:t>
+      </w:r>
+      <w:r>
+        <w:t xml:space="preserve"> plant transcriptome. </w:t>
+      </w:r>
+      <w:r>
+        <w:rPr>
+          <w:i/>
+        </w:rPr>
+        <w:t>npj Microgravity</w:t>
+      </w:r>
+      <w:r>
+        <w:t xml:space="preserve"> </w:t>
+      </w:r>
+      <w:r>
+        <w:rPr>
+          <w:b/>
+        </w:rPr>
+        <w:t>9</w:t>
+      </w:r>
+      <w:r>
+        <w:t>, 21 (2023). doi:10.1038/s41526-023-00247-6.</w:t>
+      </w:r>
+    </w:p>
     <w:sectPr>
       <w:pgSz w:w="12240" w:h="15840"/>
       <w:pgMar w:top="1440" w:right="1440" w:bottom="1440" w:left="1440" w:header="720" w:footer="720" w:gutter="0"/>
